--- a/docs/CatPanel-6.52.0-GoogleDoc.docx
+++ b/docs/CatPanel-6.52.0-GoogleDoc.docx
@@ -23,7 +23,7 @@
           <w:b w:val="0"/>
           <w:sz w:val="22"/>
         </w:rPr>
-        <w:t>تاریخ: 2026-10-08  ·  پنل: 6.52.0  ·  اپ: 1.10.0-beta74 (versionCode 141)</w:t>
+        <w:t>تاریخ: 2026-10-08  ·  پنل: 6.52.0  ·  اپ: 1.10.0-beta75 (versionCode 142)</w:t>
       </w:r>
     </w:p>
     <w:p>
@@ -49,7 +49,7 @@
         </w:rPr>
         <w:t>📦 صفحهٔ رلیز:</w:t>
         <w:br/>
-        <w:t>https://github.com/mazodimobinhost-creator/cat-client/releases/tag/v1.10.0-beta74</w:t>
+        <w:t>https://github.com/mazodimobinhost-creator/cat-client/releases/tag/v1.10.0-beta75</w:t>
       </w:r>
     </w:p>
     <w:p>
@@ -63,7 +63,7 @@
         </w:rPr>
         <w:t>📱 APK اندروید — arm64 (گوشی‌های معمول؛ همین را نصب کن):</w:t>
         <w:br/>
-        <w:t>https://github.com/mazodimobinhost-creator/cat-client/releases/download/v1.10.0-beta74/CatClient-V1.10.0-beta74-arm64-v8a.apk</w:t>
+        <w:t>https://github.com/mazodimobinhost-creator/cat-client/releases/download/v1.10.0-beta75/CatClient-V1.10.0-beta75-arm64-v8a.apk</w:t>
       </w:r>
     </w:p>
     <w:p>
@@ -77,7 +77,7 @@
         </w:rPr>
         <w:t>📱 APK اندروید — گوشی‌های قدیمی (armeabi-v7a):</w:t>
         <w:br/>
-        <w:t>https://github.com/mazodimobinhost-creator/cat-client/releases/download/v1.10.0-beta74/CatClient-V1.10.0-beta74-armeabi-v7a.apk</w:t>
+        <w:t>https://github.com/mazodimobinhost-creator/cat-client/releases/download/v1.10.0-beta75/CatClient-V1.10.0-beta75-armeabi-v7a.apk</w:t>
       </w:r>
     </w:p>
     <w:p>
@@ -91,7 +91,7 @@
         </w:rPr>
         <w:t>📱 APK اندروید — universal (همهٔ معماری‌ها):</w:t>
         <w:br/>
-        <w:t>https://github.com/mazodimobinhost-creator/cat-client/releases/download/v1.10.0-beta74/CatClient-V1.10.0-beta74-universal.apk</w:t>
+        <w:t>https://github.com/mazodimobinhost-creator/cat-client/releases/download/v1.10.0-beta75/CatClient-V1.10.0-beta75-universal.apk</w:t>
       </w:r>
     </w:p>
     <w:p>
@@ -105,7 +105,7 @@
         </w:rPr>
         <w:t>📱 APK — x86:</w:t>
         <w:br/>
-        <w:t>https://github.com/mazodimobinhost-creator/cat-client/releases/download/v1.10.0-beta74/CatClient-V1.10.0-beta74-x86.apk</w:t>
+        <w:t>https://github.com/mazodimobinhost-creator/cat-client/releases/download/v1.10.0-beta75/CatClient-V1.10.0-beta75-x86.apk</w:t>
       </w:r>
     </w:p>
     <w:p>
@@ -119,7 +119,7 @@
         </w:rPr>
         <w:t>📱 APK — x86_64 (شبیه‌ساز/کروم‌بوک):</w:t>
         <w:br/>
-        <w:t>https://github.com/mazodimobinhost-creator/cat-client/releases/download/v1.10.0-beta74/CatClient-V1.10.0-beta74-x86_64.apk</w:t>
+        <w:t>https://github.com/mazodimobinhost-creator/cat-client/releases/download/v1.10.0-beta75/CatClient-V1.10.0-beta75-x86_64.apk</w:t>
       </w:r>
     </w:p>
     <w:p>
@@ -131,9 +131,9 @@
           <w:b w:val="0"/>
           <w:sz w:val="22"/>
         </w:rPr>
-        <w:t>⚙️ worker.js — پنل 6.52.0 (فایل دیپلوی کلادفلر؛ فقط همینه که باید دیپلوی کنی):</w:t>
+        <w:t>⚙️ worker.js — پنل 6.52.0 (فایل دیپلوی کلادفلر):</w:t>
         <w:br/>
-        <w:t>https://github.com/mazodimobinhost-creator/cat-client/releases/download/v1.10.0-beta74/catclient.worker.js</w:t>
+        <w:t>https://github.com/mazodimobinhost-creator/cat-client/releases/download/v1.10.0-beta75/catclient.worker.js</w:t>
       </w:r>
     </w:p>
     <w:p>
@@ -145,9 +145,9 @@
           <w:b w:val="0"/>
           <w:sz w:val="22"/>
         </w:rPr>
-        <w:t>🧙 wizard.js (مولد اولیهٔ ورکر — دکمهٔ یک‌کلیکی داخل خودش):</w:t>
+        <w:t>🧙 wizard.js (مولد اولیهٔ ورکر):</w:t>
         <w:br/>
-        <w:t>https://github.com/mazodimobinhost-creator/cat-client/releases/download/v1.10.0-beta74/catclient.wizard.js</w:t>
+        <w:t>https://github.com/mazodimobinhost-creator/cat-client/releases/download/v1.10.0-beta75/catclient.wizard.js</w:t>
       </w:r>
     </w:p>
     <w:p>
@@ -161,7 +161,7 @@
         </w:rPr>
         <w:t>🔐 چک‌سام SHA256 همهٔ فایل‌ها:</w:t>
         <w:br/>
-        <w:t>https://github.com/mazodimobinhost-creator/cat-client/releases/download/v1.10.0-beta74/SHA256SUMS</w:t>
+        <w:t>https://github.com/mazodimobinhost-creator/cat-client/releases/download/v1.10.0-beta75/SHA256SUMS</w:t>
       </w:r>
     </w:p>
     <w:p>
@@ -188,18 +188,6 @@
           <w:sz w:val="22"/>
         </w:rPr>
         <w:t>اگر لینک باز نشد، همین را پشت آینه بگذار: https://ghproxy.net/ + آدرس</w:t>
-      </w:r>
-    </w:p>
-    <w:p>
-      <w:pPr>
-        <w:jc w:val="right"/>
-      </w:pPr>
-      <w:r>
-        <w:rPr>
-          <w:b w:val="0"/>
-          <w:sz w:val="22"/>
-        </w:rPr>
-        <w:t>نکته: این فایل پیش‌نمایش/بکاپ صفحهٔ پنل است؛ دیپلوی واقعی همیشه با worker.js (Deploy-to-CF یا Actions) انجام می‌شود.</w:t>
       </w:r>
     </w:p>
     <w:p>
@@ -251,9 +239,9 @@
           <w:b w:val="0"/>
           <w:sz w:val="22"/>
         </w:rPr>
-        <w:t>📝 نت رلیز بتا۷۴:</w:t>
+        <w:t>📝 نت رلیز بتا۷۵:</w:t>
         <w:br/>
-        <w:t>https://github.com/mazodimobinhost-creator/cat-client/blob/arena/01a0ebed-cat-client/docs/release-notes-v1.10.0-beta74.md</w:t>
+        <w:t>https://github.com/mazodimobinhost-creator/cat-client/blob/arena/01a0ebed-cat-client/docs/release-notes-v1.10.0-beta75.md</w:t>
       </w:r>
     </w:p>
     <w:p>
@@ -265,7 +253,7 @@
           <w:b/>
           <w:sz w:val="22"/>
         </w:rPr>
-        <w:t>🆕 چه خبر در 6.52.0 / بتا۷۴</w:t>
+        <w:t>🆕 چه خبر در بتا۷۵ / پنل 6.52.0</w:t>
       </w:r>
     </w:p>
     <w:p>
@@ -277,7 +265,7 @@
           <w:b w:val="0"/>
           <w:sz w:val="22"/>
         </w:rPr>
-        <w:t>• ECH پیشرفته: مقدار مشترک کلادفلر cloudflare-ech.com+udp://1.1.1.1 در پنل نشست — با ?ech=1 در لینک‌های TLS، در echConfigList خروجی Xray و به‌صورت ech-opts (query-server-name) در خروجی Clash/mihomo می‌آید؛ SNI واقعی روی سیم رمز می‌شود و چون کلاینت لحظه‌ای می‌خواند، چرخش کلید کلادفلر بی‌اثر است. فیلد تنظیمات ECH اضافه شد (خالی = پیش‌فرض مشترک، auto = فقط رکورد خود SNI، off = خاموش). خروجی sing-box عمداً بدون ECH می‌ماند (خطر FATAL وقتی رکورد DNS نباشد).</w:t>
+        <w:t>• فیکس ریشه‌ای کرشِ باز شدن اپ: کیپ‌روی Room/WorkManager در R8 + گارد دائمی CI روی usage.txt (دیگر نمی‌تواند بی‌صدا برگردد).</w:t>
       </w:r>
     </w:p>
     <w:p>
@@ -289,7 +277,7 @@
           <w:b w:val="0"/>
           <w:sz w:val="22"/>
         </w:rPr>
-        <w:t>• ویزارد ضدبن شد: زنجیرهٔ دانلود ویزارد دیگر هرگز سورس خوانا را دیپلوی نمی‌کند — فقط رلیز مبهم + اسنپ‌شات مبهم کامیت‌شده (با آینهٔ ghproxy برای شبکه‌هایی که گیت‌هاب بسته است)؛ اگر همه شکست بخورند، سورس خوانا با هشدار صریح Error 1101 به‌عنوان آخرین راه می‌آید.</w:t>
+        <w:t>• ECH با مقدار مشترک کلادفلر (cloudflare-ech.com+udp://1.1.1.1): لینک‌های TLS (?ech=1)، echConfigList در Xray و ech-opts در Clash/mihomo؛ sing-box عمداً بدون ECH (خطر FATAL).</w:t>
       </w:r>
     </w:p>
     <w:p>
@@ -301,7 +289,7 @@
           <w:b w:val="0"/>
           <w:sz w:val="22"/>
         </w:rPr>
-        <w:t>• صفحهٔ cat-panel.html هر رلیز خودکار رفرش و کامیت می‌شود (قبلاً استیل می‌ماند).</w:t>
+        <w:t>• ویزارد ضدبن: زنجیرهٔ دانلود فقط آرتیفکت مبهم (رلیز + اسنپ‌شات + ghproxy) + گارد سورس خوانا با هشدار.</w:t>
       </w:r>
     </w:p>
     <w:p>
@@ -313,7 +301,7 @@
           <w:b w:val="0"/>
           <w:sz w:val="22"/>
         </w:rPr>
-        <w:t>• کیفیت خروجی کشورها: نمونه‌گیری شبانهٔ سقف‌دار ۸ کشور × ۲ آی‌پی، چرخشی، merge با جدول قبلی + تست رگرسیون.</w:t>
+        <w:t>• کیفیت کشورها: ۸ کشور × ۲ آی‌پی چرخشی شبانه + merge + تست رگرسیون.</w:t>
       </w:r>
     </w:p>
     <w:p>
@@ -325,7 +313,7 @@
           <w:b w:val="0"/>
           <w:sz w:val="22"/>
         </w:rPr>
-        <w:t>• تست‌های دائمی جدید: ECH (۱۸ بند روی سورس و آرتیفکت مبهم) + کیفیت کشورها (۱۶ بند) داخل npm test و گیت CI.</w:t>
+        <w:t>• ضد 1101: هر پنج مسیر دیپلوی مبهم؛ امضای متنی صفر؛ سویهٔ کامل روی آرتیفکت مبهم به‌عنوان گیت رلیز.</w:t>
       </w:r>
     </w:p>
     <w:p>
@@ -385,7 +373,7 @@
           <w:b w:val="0"/>
           <w:sz w:val="22"/>
         </w:rPr>
-        <w:t>⚠️ امنیت: worker.js و HTML پنل هیچ توکنی ندارند؛ اما فایل «خروجی تنظیمات» خودِ پنل (اگر جایی ذخیره‌اش کنی) توکن ربات/پسورد دارد — آن را آپلود عمومی نکن.</w:t>
+        <w:t>⚠️ امنیت: worker.js و HTML پنل هیچ توکنی ندارند؛ فایل «خروجی تنظیمات» پنل را آپلود عمومی نکن.</w:t>
       </w:r>
     </w:p>
     <w:sectPr>

--- a/docs/CatPanel-6.52.0-GoogleDoc.docx
+++ b/docs/CatPanel-6.52.0-GoogleDoc.docx
@@ -23,7 +23,7 @@
           <w:b w:val="0"/>
           <w:sz w:val="22"/>
         </w:rPr>
-        <w:t>تاریخ: 2026-10-08  ·  پنل: 6.52.0  ·  اپ: 1.10.0-beta75 (versionCode 142)</w:t>
+        <w:t>تاریخ: 2026-10-08  ·  پنل: 6.52.0  ·  اپ: 1.10.0-beta76 (versionCode 143)</w:t>
       </w:r>
     </w:p>
     <w:p>
@@ -49,7 +49,7 @@
         </w:rPr>
         <w:t>📦 صفحهٔ رلیز:</w:t>
         <w:br/>
-        <w:t>https://github.com/mazodimobinhost-creator/cat-client/releases/tag/v1.10.0-beta75</w:t>
+        <w:t>https://github.com/mazodimobinhost-creator/cat-client/releases/tag/v1.10.0-beta76</w:t>
       </w:r>
     </w:p>
     <w:p>
@@ -63,7 +63,7 @@
         </w:rPr>
         <w:t>📱 APK اندروید — arm64 (گوشی‌های معمول؛ همین را نصب کن):</w:t>
         <w:br/>
-        <w:t>https://github.com/mazodimobinhost-creator/cat-client/releases/download/v1.10.0-beta75/CatClient-V1.10.0-beta75-arm64-v8a.apk</w:t>
+        <w:t>https://github.com/mazodimobinhost-creator/cat-client/releases/download/v1.10.0-beta76/CatClient-V1.10.0-beta76-arm64-v8a.apk</w:t>
       </w:r>
     </w:p>
     <w:p>
@@ -77,7 +77,7 @@
         </w:rPr>
         <w:t>📱 APK اندروید — گوشی‌های قدیمی (armeabi-v7a):</w:t>
         <w:br/>
-        <w:t>https://github.com/mazodimobinhost-creator/cat-client/releases/download/v1.10.0-beta75/CatClient-V1.10.0-beta75-armeabi-v7a.apk</w:t>
+        <w:t>https://github.com/mazodimobinhost-creator/cat-client/releases/download/v1.10.0-beta76/CatClient-V1.10.0-beta76-armeabi-v7a.apk</w:t>
       </w:r>
     </w:p>
     <w:p>
@@ -91,7 +91,7 @@
         </w:rPr>
         <w:t>📱 APK اندروید — universal (همهٔ معماری‌ها):</w:t>
         <w:br/>
-        <w:t>https://github.com/mazodimobinhost-creator/cat-client/releases/download/v1.10.0-beta75/CatClient-V1.10.0-beta75-universal.apk</w:t>
+        <w:t>https://github.com/mazodimobinhost-creator/cat-client/releases/download/v1.10.0-beta76/CatClient-V1.10.0-beta76-universal.apk</w:t>
       </w:r>
     </w:p>
     <w:p>
@@ -105,7 +105,7 @@
         </w:rPr>
         <w:t>📱 APK — x86:</w:t>
         <w:br/>
-        <w:t>https://github.com/mazodimobinhost-creator/cat-client/releases/download/v1.10.0-beta75/CatClient-V1.10.0-beta75-x86.apk</w:t>
+        <w:t>https://github.com/mazodimobinhost-creator/cat-client/releases/download/v1.10.0-beta76/CatClient-V1.10.0-beta76-x86.apk</w:t>
       </w:r>
     </w:p>
     <w:p>
@@ -119,7 +119,7 @@
         </w:rPr>
         <w:t>📱 APK — x86_64 (شبیه‌ساز/کروم‌بوک):</w:t>
         <w:br/>
-        <w:t>https://github.com/mazodimobinhost-creator/cat-client/releases/download/v1.10.0-beta75/CatClient-V1.10.0-beta75-x86_64.apk</w:t>
+        <w:t>https://github.com/mazodimobinhost-creator/cat-client/releases/download/v1.10.0-beta76/CatClient-V1.10.0-beta76-x86_64.apk</w:t>
       </w:r>
     </w:p>
     <w:p>
@@ -133,7 +133,7 @@
         </w:rPr>
         <w:t>⚙️ worker.js — پنل 6.52.0 (فایل دیپلوی کلادفلر):</w:t>
         <w:br/>
-        <w:t>https://github.com/mazodimobinhost-creator/cat-client/releases/download/v1.10.0-beta75/catclient.worker.js</w:t>
+        <w:t>https://github.com/mazodimobinhost-creator/cat-client/releases/download/v1.10.0-beta76/catclient.worker.js</w:t>
       </w:r>
     </w:p>
     <w:p>
@@ -147,7 +147,7 @@
         </w:rPr>
         <w:t>🧙 wizard.js (مولد اولیهٔ ورکر):</w:t>
         <w:br/>
-        <w:t>https://github.com/mazodimobinhost-creator/cat-client/releases/download/v1.10.0-beta75/catclient.wizard.js</w:t>
+        <w:t>https://github.com/mazodimobinhost-creator/cat-client/releases/download/v1.10.0-beta76/catclient.wizard.js</w:t>
       </w:r>
     </w:p>
     <w:p>
@@ -161,7 +161,7 @@
         </w:rPr>
         <w:t>🔐 چک‌سام SHA256 همهٔ فایل‌ها:</w:t>
         <w:br/>
-        <w:t>https://github.com/mazodimobinhost-creator/cat-client/releases/download/v1.10.0-beta75/SHA256SUMS</w:t>
+        <w:t>https://github.com/mazodimobinhost-creator/cat-client/releases/download/v1.10.0-beta76/SHA256SUMS</w:t>
       </w:r>
     </w:p>
     <w:p>
@@ -239,9 +239,9 @@
           <w:b w:val="0"/>
           <w:sz w:val="22"/>
         </w:rPr>
-        <w:t>📝 نت رلیز بتا۷۵:</w:t>
+        <w:t>📝 نت رلیز بتا۷۶:</w:t>
         <w:br/>
-        <w:t>https://github.com/mazodimobinhost-creator/cat-client/blob/arena/01a0ebed-cat-client/docs/release-notes-v1.10.0-beta75.md</w:t>
+        <w:t>https://github.com/mazodimobinhost-creator/cat-client/blob/arena/01a0ebed-cat-client/docs/release-notes-v1.10.0-beta76.md</w:t>
       </w:r>
     </w:p>
     <w:p>
@@ -253,7 +253,7 @@
           <w:b/>
           <w:sz w:val="22"/>
         </w:rPr>
-        <w:t>🆕 چه خبر در بتا۷۵ / پنل 6.52.0</w:t>
+        <w:t>🆕 چه خبر در بتا۷۶</w:t>
       </w:r>
     </w:p>
     <w:p>
@@ -265,7 +265,7 @@
           <w:b w:val="0"/>
           <w:sz w:val="22"/>
         </w:rPr>
-        <w:t>• فیکس ریشه‌ای کرشِ باز شدن اپ: کیپ‌روی Room/WorkManager در R8 + گارد دائمی CI روی usage.txt (دیگر نمی‌تواند بی‌صدا برگردد).</w:t>
+        <w:t>• ردیاب کرش: استک کامل هر استثنا ذخیره + نوتیف (اسکرین‌شات کافی است)؛ تشخیص کرش نیتیو با مارکر جلسه.</w:t>
       </w:r>
     </w:p>
     <w:p>
@@ -277,7 +277,7 @@
           <w:b w:val="0"/>
           <w:sz w:val="22"/>
         </w:rPr>
-        <w:t>• ECH با مقدار مشترک کلادفلر (cloudflare-ech.com+udp://1.1.1.1): لینک‌های TLS (?ech=1)، echConfigList در Xray و ech-opts در Clash/mihomo؛ sing-box عمداً بدون ECH (خطر FATAL).</w:t>
+        <w:t>• محافظ استارتاپ: هیچ خطای اولیه‌ای اپ را بی‌صدا نمی‌بندد؛ در بدترین حالت صفحهٔ متن خطا نشان داده می‌شود.</w:t>
       </w:r>
     </w:p>
     <w:p>
@@ -289,7 +289,7 @@
           <w:b w:val="0"/>
           <w:sz w:val="22"/>
         </w:rPr>
-        <w:t>• ویزارد ضدبن: زنجیرهٔ دانلود فقط آرتیفکت مبهم (رلیز + اسنپ‌شات + ghproxy) + گارد سورس خوانا با هشدار.</w:t>
+        <w:t>• CI: اجرای واقعی APK دباگ/رلیز روی شبیه‌ساز و الزام زنده‌ماندن؛ logcat در artifact.</w:t>
       </w:r>
     </w:p>
     <w:p>
@@ -301,7 +301,7 @@
           <w:b w:val="0"/>
           <w:sz w:val="22"/>
         </w:rPr>
-        <w:t>• کیفیت کشورها: ۸ کشور × ۲ آی‌پی چرخشی شبانه + merge + تست رگرسیون.</w:t>
+        <w:t>• کیپ‌روی Room/WorkManager + گارد usage.txt (فیکس R8) از بتا۷۵ برجاست.</w:t>
       </w:r>
     </w:p>
     <w:p>
@@ -313,7 +313,7 @@
           <w:b w:val="0"/>
           <w:sz w:val="22"/>
         </w:rPr>
-        <w:t>• ضد 1101: هر پنج مسیر دیپلوی مبهم؛ امضای متنی صفر؛ سویهٔ کامل روی آرتیفکت مبهم به‌عنوان گیت رلیز.</w:t>
+        <w:t>• ECH با مقدار مشترک کلادفلر، ویزارد ضدبن، کیفیت کشورهای چرخشی و همهٔ موارد ضد 1101 از نسخه‌های قبل.</w:t>
       </w:r>
     </w:p>
     <w:p>

--- a/docs/CatPanel-6.52.0-GoogleDoc.docx
+++ b/docs/CatPanel-6.52.0-GoogleDoc.docx
@@ -23,7 +23,7 @@
           <w:b w:val="0"/>
           <w:sz w:val="22"/>
         </w:rPr>
-        <w:t>تاریخ: 2026-10-08  ·  پنل: 6.52.0  ·  اپ: 1.10.0-beta76 (versionCode 143)</w:t>
+        <w:t>تاریخ: 2026-10-08  ·  پنل: 6.52.0  ·  اپ: 1.10.0-beta77 (versionCode 144)</w:t>
       </w:r>
     </w:p>
     <w:p>
@@ -49,7 +49,7 @@
         </w:rPr>
         <w:t>📦 صفحهٔ رلیز:</w:t>
         <w:br/>
-        <w:t>https://github.com/mazodimobinhost-creator/cat-client/releases/tag/v1.10.0-beta76</w:t>
+        <w:t>https://github.com/mazodimobinhost-creator/cat-client/releases/tag/v1.10.0-beta77</w:t>
       </w:r>
     </w:p>
     <w:p>
@@ -63,7 +63,7 @@
         </w:rPr>
         <w:t>📱 APK اندروید — arm64 (گوشی‌های معمول؛ همین را نصب کن):</w:t>
         <w:br/>
-        <w:t>https://github.com/mazodimobinhost-creator/cat-client/releases/download/v1.10.0-beta76/CatClient-V1.10.0-beta76-arm64-v8a.apk</w:t>
+        <w:t>https://github.com/mazodimobinhost-creator/cat-client/releases/download/v1.10.0-beta77/CatClient-V1.10.0-beta77-arm64-v8a.apk</w:t>
       </w:r>
     </w:p>
     <w:p>
@@ -77,7 +77,7 @@
         </w:rPr>
         <w:t>📱 APK اندروید — گوشی‌های قدیمی (armeabi-v7a):</w:t>
         <w:br/>
-        <w:t>https://github.com/mazodimobinhost-creator/cat-client/releases/download/v1.10.0-beta76/CatClient-V1.10.0-beta76-armeabi-v7a.apk</w:t>
+        <w:t>https://github.com/mazodimobinhost-creator/cat-client/releases/download/v1.10.0-beta77/CatClient-V1.10.0-beta77-armeabi-v7a.apk</w:t>
       </w:r>
     </w:p>
     <w:p>
@@ -91,7 +91,7 @@
         </w:rPr>
         <w:t>📱 APK اندروید — universal (همهٔ معماری‌ها):</w:t>
         <w:br/>
-        <w:t>https://github.com/mazodimobinhost-creator/cat-client/releases/download/v1.10.0-beta76/CatClient-V1.10.0-beta76-universal.apk</w:t>
+        <w:t>https://github.com/mazodimobinhost-creator/cat-client/releases/download/v1.10.0-beta77/CatClient-V1.10.0-beta77-universal.apk</w:t>
       </w:r>
     </w:p>
     <w:p>
@@ -105,7 +105,7 @@
         </w:rPr>
         <w:t>📱 APK — x86:</w:t>
         <w:br/>
-        <w:t>https://github.com/mazodimobinhost-creator/cat-client/releases/download/v1.10.0-beta76/CatClient-V1.10.0-beta76-x86.apk</w:t>
+        <w:t>https://github.com/mazodimobinhost-creator/cat-client/releases/download/v1.10.0-beta77/CatClient-V1.10.0-beta77-x86.apk</w:t>
       </w:r>
     </w:p>
     <w:p>
@@ -119,7 +119,7 @@
         </w:rPr>
         <w:t>📱 APK — x86_64 (شبیه‌ساز/کروم‌بوک):</w:t>
         <w:br/>
-        <w:t>https://github.com/mazodimobinhost-creator/cat-client/releases/download/v1.10.0-beta76/CatClient-V1.10.0-beta76-x86_64.apk</w:t>
+        <w:t>https://github.com/mazodimobinhost-creator/cat-client/releases/download/v1.10.0-beta77/CatClient-V1.10.0-beta77-x86_64.apk</w:t>
       </w:r>
     </w:p>
     <w:p>
@@ -133,7 +133,7 @@
         </w:rPr>
         <w:t>⚙️ worker.js — پنل 6.52.0 (فایل دیپلوی کلادفلر):</w:t>
         <w:br/>
-        <w:t>https://github.com/mazodimobinhost-creator/cat-client/releases/download/v1.10.0-beta76/catclient.worker.js</w:t>
+        <w:t>https://github.com/mazodimobinhost-creator/cat-client/releases/download/v1.10.0-beta77/catclient.worker.js</w:t>
       </w:r>
     </w:p>
     <w:p>
@@ -147,7 +147,7 @@
         </w:rPr>
         <w:t>🧙 wizard.js (مولد اولیهٔ ورکر):</w:t>
         <w:br/>
-        <w:t>https://github.com/mazodimobinhost-creator/cat-client/releases/download/v1.10.0-beta76/catclient.wizard.js</w:t>
+        <w:t>https://github.com/mazodimobinhost-creator/cat-client/releases/download/v1.10.0-beta77/catclient.wizard.js</w:t>
       </w:r>
     </w:p>
     <w:p>
@@ -161,7 +161,7 @@
         </w:rPr>
         <w:t>🔐 چک‌سام SHA256 همهٔ فایل‌ها:</w:t>
         <w:br/>
-        <w:t>https://github.com/mazodimobinhost-creator/cat-client/releases/download/v1.10.0-beta76/SHA256SUMS</w:t>
+        <w:t>https://github.com/mazodimobinhost-creator/cat-client/releases/download/v1.10.0-beta77/SHA256SUMS</w:t>
       </w:r>
     </w:p>
     <w:p>
@@ -239,9 +239,9 @@
           <w:b w:val="0"/>
           <w:sz w:val="22"/>
         </w:rPr>
-        <w:t>📝 نت رلیز بتا۷۶:</w:t>
+        <w:t>📝 نت رلیز بتا۷۷:</w:t>
         <w:br/>
-        <w:t>https://github.com/mazodimobinhost-creator/cat-client/blob/arena/01a0ebed-cat-client/docs/release-notes-v1.10.0-beta76.md</w:t>
+        <w:t>https://github.com/mazodimobinhost-creator/cat-client/blob/arena/01a0ebed-cat-client/docs/release-notes-v1.10.0-beta77.md</w:t>
       </w:r>
     </w:p>
     <w:p>
@@ -253,7 +253,7 @@
           <w:b/>
           <w:sz w:val="22"/>
         </w:rPr>
-        <w:t>🆕 چه خبر در بتا۷۶</w:t>
+        <w:t>🆕 چه خبر در بتا۷۷ (فیکس «اپ باز نمی‌شود»)</w:t>
       </w:r>
     </w:p>
     <w:p>
@@ -265,7 +265,7 @@
           <w:b w:val="0"/>
           <w:sz w:val="22"/>
         </w:rPr>
-        <w:t>• ردیاب کرش: استک کامل هر استثنا ذخیره + نوتیف (اسکرین‌شات کافی است)؛ تشخیص کرش نیتیو با مارکر جلسه.</w:t>
+        <w:t>• راه‌اندازی خودکار WorkManager در manifest غیرفعال شد؛ اپ خودش آن را داخل کد محافظت‌شده راه می‌اندازد → بدترین حالت: مانیتور پنل خاموش، ولی اپ باز می‌شود.</w:t>
       </w:r>
     </w:p>
     <w:p>
@@ -277,7 +277,7 @@
           <w:b w:val="0"/>
           <w:sz w:val="22"/>
         </w:rPr>
-        <w:t>• محافظ استارتاپ: هیچ خطای اولیه‌ای اپ را بی‌صدا نمی‌بندد؛ در بدترین حالت صفحهٔ متن خطا نشان داده می‌شود.</w:t>
+        <w:t>• گارد دائمی CI: تأیید می‌کند این غیرفعال‌سازی در manifest نهایی باقی مانده (کرش فاز Provider دیگر برنمی‌گردد).</w:t>
       </w:r>
     </w:p>
     <w:p>
@@ -289,7 +289,7 @@
           <w:b w:val="0"/>
           <w:sz w:val="22"/>
         </w:rPr>
-        <w:t>• CI: اجرای واقعی APK دباگ/رلیز روی شبیه‌ساز و الزام زنده‌ماندن؛ logcat در artifact.</w:t>
+        <w:t>• EarlyCrashProvider: ثبت کرش حتی قبل از Application.onCreate.</w:t>
       </w:r>
     </w:p>
     <w:p>
@@ -301,7 +301,7 @@
           <w:b w:val="0"/>
           <w:sz w:val="22"/>
         </w:rPr>
-        <w:t>• کیپ‌روی Room/WorkManager + گارد usage.txt (فیکس R8) از بتا۷۵ برجاست.</w:t>
+        <w:t>• استک کرش در سه جا: فایل داخلی + نوتیف + فایل catclient-crash.txt در پوشهٔ Downloads گوشی.</w:t>
       </w:r>
     </w:p>
     <w:p>
@@ -313,7 +313,7 @@
           <w:b w:val="0"/>
           <w:sz w:val="22"/>
         </w:rPr>
-        <w:t>• ECH با مقدار مشترک کلادفلر، ویزارد ضدبن، کیفیت کشورهای چرخشی و همهٔ موارد ضد 1101 از نسخه‌های قبل.</w:t>
+        <w:t>• همهٔ محافظ‌های قبلی برجاست: پوستهٔ UI جایگزین، کیپ‌روی Room، تست اجرای واقعی در CI، ECH، ویزارد ضدبن و موارد ضد 1101.</w:t>
       </w:r>
     </w:p>
     <w:p>
@@ -361,7 +361,7 @@
           <w:b w:val="0"/>
           <w:sz w:val="22"/>
         </w:rPr>
-        <w:t>۳) فایل docx (همین سند) در گوگل داکیومنت مستقیم باز و ویرایش می‌شود — دابل‌کلیک کن یا از Docs: File → Open → Upload.</w:t>
+        <w:t>۳) فایل docx (همین سند) در گوگل داکیومنت مستقیم باز و ویرایش می‌شود.</w:t>
       </w:r>
     </w:p>
     <w:p>

--- a/docs/CatPanel-6.52.0-GoogleDoc.docx
+++ b/docs/CatPanel-6.52.0-GoogleDoc.docx
@@ -23,7 +23,7 @@
           <w:b w:val="0"/>
           <w:sz w:val="22"/>
         </w:rPr>
-        <w:t>تاریخ: 2026-10-08  ·  پنل: 6.52.0  ·  اپ: 1.10.0-beta77 (versionCode 144)</w:t>
+        <w:t>تاریخ: 2026-10-08  ·  پنل: 6.52.0  ·  اپ: 1.10.0-beta78 (versionCode 145)</w:t>
       </w:r>
     </w:p>
     <w:p>
@@ -49,7 +49,7 @@
         </w:rPr>
         <w:t>📦 صفحهٔ رلیز:</w:t>
         <w:br/>
-        <w:t>https://github.com/mazodimobinhost-creator/cat-client/releases/tag/v1.10.0-beta77</w:t>
+        <w:t>https://github.com/mazodimobinhost-creator/cat-client/releases/tag/v1.10.0-beta78</w:t>
       </w:r>
     </w:p>
     <w:p>
@@ -63,7 +63,7 @@
         </w:rPr>
         <w:t>📱 APK اندروید — arm64 (گوشی‌های معمول؛ همین را نصب کن):</w:t>
         <w:br/>
-        <w:t>https://github.com/mazodimobinhost-creator/cat-client/releases/download/v1.10.0-beta77/CatClient-V1.10.0-beta77-arm64-v8a.apk</w:t>
+        <w:t>https://github.com/mazodimobinhost-creator/cat-client/releases/download/v1.10.0-beta78/CatClient-V1.10.0-beta78-arm64-v8a.apk</w:t>
       </w:r>
     </w:p>
     <w:p>
@@ -77,7 +77,7 @@
         </w:rPr>
         <w:t>📱 APK اندروید — گوشی‌های قدیمی (armeabi-v7a):</w:t>
         <w:br/>
-        <w:t>https://github.com/mazodimobinhost-creator/cat-client/releases/download/v1.10.0-beta77/CatClient-V1.10.0-beta77-armeabi-v7a.apk</w:t>
+        <w:t>https://github.com/mazodimobinhost-creator/cat-client/releases/download/v1.10.0-beta78/CatClient-V1.10.0-beta78-armeabi-v7a.apk</w:t>
       </w:r>
     </w:p>
     <w:p>
@@ -91,7 +91,7 @@
         </w:rPr>
         <w:t>📱 APK اندروید — universal (همهٔ معماری‌ها):</w:t>
         <w:br/>
-        <w:t>https://github.com/mazodimobinhost-creator/cat-client/releases/download/v1.10.0-beta77/CatClient-V1.10.0-beta77-universal.apk</w:t>
+        <w:t>https://github.com/mazodimobinhost-creator/cat-client/releases/download/v1.10.0-beta78/CatClient-V1.10.0-beta78-universal.apk</w:t>
       </w:r>
     </w:p>
     <w:p>
@@ -105,7 +105,7 @@
         </w:rPr>
         <w:t>📱 APK — x86:</w:t>
         <w:br/>
-        <w:t>https://github.com/mazodimobinhost-creator/cat-client/releases/download/v1.10.0-beta77/CatClient-V1.10.0-beta77-x86.apk</w:t>
+        <w:t>https://github.com/mazodimobinhost-creator/cat-client/releases/download/v1.10.0-beta78/CatClient-V1.10.0-beta78-x86.apk</w:t>
       </w:r>
     </w:p>
     <w:p>
@@ -119,7 +119,7 @@
         </w:rPr>
         <w:t>📱 APK — x86_64 (شبیه‌ساز/کروم‌بوک):</w:t>
         <w:br/>
-        <w:t>https://github.com/mazodimobinhost-creator/cat-client/releases/download/v1.10.0-beta77/CatClient-V1.10.0-beta77-x86_64.apk</w:t>
+        <w:t>https://github.com/mazodimobinhost-creator/cat-client/releases/download/v1.10.0-beta78/CatClient-V1.10.0-beta78-x86_64.apk</w:t>
       </w:r>
     </w:p>
     <w:p>
@@ -133,7 +133,7 @@
         </w:rPr>
         <w:t>⚙️ worker.js — پنل 6.52.0 (فایل دیپلوی کلادفلر):</w:t>
         <w:br/>
-        <w:t>https://github.com/mazodimobinhost-creator/cat-client/releases/download/v1.10.0-beta77/catclient.worker.js</w:t>
+        <w:t>https://github.com/mazodimobinhost-creator/cat-client/releases/download/v1.10.0-beta78/catclient.worker.js</w:t>
       </w:r>
     </w:p>
     <w:p>
@@ -147,7 +147,7 @@
         </w:rPr>
         <w:t>🧙 wizard.js (مولد اولیهٔ ورکر):</w:t>
         <w:br/>
-        <w:t>https://github.com/mazodimobinhost-creator/cat-client/releases/download/v1.10.0-beta77/catclient.wizard.js</w:t>
+        <w:t>https://github.com/mazodimobinhost-creator/cat-client/releases/download/v1.10.0-beta78/catclient.wizard.js</w:t>
       </w:r>
     </w:p>
     <w:p>
@@ -161,7 +161,7 @@
         </w:rPr>
         <w:t>🔐 چک‌سام SHA256 همهٔ فایل‌ها:</w:t>
         <w:br/>
-        <w:t>https://github.com/mazodimobinhost-creator/cat-client/releases/download/v1.10.0-beta77/SHA256SUMS</w:t>
+        <w:t>https://github.com/mazodimobinhost-creator/cat-client/releases/download/v1.10.0-beta78/SHA256SUMS</w:t>
       </w:r>
     </w:p>
     <w:p>
@@ -239,9 +239,9 @@
           <w:b w:val="0"/>
           <w:sz w:val="22"/>
         </w:rPr>
-        <w:t>📝 نت رلیز بتا۷۷:</w:t>
+        <w:t>📝 نت رلیز بتا۷۸:</w:t>
         <w:br/>
-        <w:t>https://github.com/mazodimobinhost-creator/cat-client/blob/arena/01a0ebed-cat-client/docs/release-notes-v1.10.0-beta77.md</w:t>
+        <w:t>https://github.com/mazodimobinhost-creator/cat-client/blob/arena/01a0ebed-cat-client/docs/release-notes-v1.10.0-beta78.md</w:t>
       </w:r>
     </w:p>
     <w:p>
@@ -253,7 +253,7 @@
           <w:b/>
           <w:sz w:val="22"/>
         </w:rPr>
-        <w:t>🆕 چه خبر در بتا۷۷ (فیکس «اپ باز نمی‌شود»)</w:t>
+        <w:t>🆕 چه خبر در بتا۷۸ (فیکس قطعی «اپ باز نمی‌شود»)</w:t>
       </w:r>
     </w:p>
     <w:p>
@@ -265,7 +265,7 @@
           <w:b w:val="0"/>
           <w:sz w:val="22"/>
         </w:rPr>
-        <w:t>• راه‌اندازی خودکار WorkManager در manifest غیرفعال شد؛ اپ خودش آن را داخل کد محافظت‌شده راه می‌اندازد → بدترین حالت: مانیتور پنل خاموش، ولی اپ باز می‌شود.</w:t>
+        <w:t>• ریشه: خواندن SharedPreferences در «سازندهٔ» MainActivity (لحظه‌ای که Context هنوز null است) — از beta70 اضافه شده بود.</w:t>
       </w:r>
     </w:p>
     <w:p>
@@ -277,7 +277,7 @@
           <w:b w:val="0"/>
           <w:sz w:val="22"/>
         </w:rPr>
-        <w:t>• گارد دائمی CI: تأیید می‌کند این غیرفعال‌سازی در manifest نهایی باقی مانده (کرش فاز Provider دیگر برنمی‌گردد).</w:t>
+        <w:t>• فیکس: مقدار اولیهٔ امن + خواندن پریف در onCreate؛ یک «مین دوم» هم‌جنس (LinearLayout(this)) هم خنثی شد.</w:t>
       </w:r>
     </w:p>
     <w:p>
@@ -289,7 +289,7 @@
           <w:b w:val="0"/>
           <w:sz w:val="22"/>
         </w:rPr>
-        <w:t>• EarlyCrashProvider: ثبت کرش حتی قبل از Application.onCreate.</w:t>
+        <w:t>• گارد استاتیک جدید روی کل سورس + تست دائمی ۳بندی در npm test و CI — این کلاس خطا دیگر برنمی‌گردد.</w:t>
       </w:r>
     </w:p>
     <w:p>
@@ -301,7 +301,7 @@
           <w:b w:val="0"/>
           <w:sz w:val="22"/>
         </w:rPr>
-        <w:t>• استک کرش در سه جا: فایل داخلی + نوتیف + فایل catclient-crash.txt در پوشهٔ Downloads گوشی.</w:t>
+        <w:t>• ردیاب کرش (نوتیف + فایل Downloads/catclient-crash.txt) که همین استک را از گوشی گرفت، برجاست.</w:t>
       </w:r>
     </w:p>
     <w:p>
@@ -313,7 +313,7 @@
           <w:b w:val="0"/>
           <w:sz w:val="22"/>
         </w:rPr>
-        <w:t>• همهٔ محافظ‌های قبلی برجاست: پوستهٔ UI جایگزین، کیپ‌روی Room، تست اجرای واقعی در CI، ECH، ویزارد ضدبن و موارد ضد 1101.</w:t>
+        <w:t>• پنل 6.52.0 با ECH مشترک، ویزارد ضدبن و موارد ضد1101 بدون تغییر.</w:t>
       </w:r>
     </w:p>
     <w:p>

--- a/docs/CatPanel-6.52.0-GoogleDoc.docx
+++ b/docs/CatPanel-6.52.0-GoogleDoc.docx
@@ -23,7 +23,7 @@
           <w:b w:val="0"/>
           <w:sz w:val="22"/>
         </w:rPr>
-        <w:t>تاریخ: 2026-10-08  ·  پنل: 6.52.0  ·  اپ: 1.10.0-beta78 (versionCode 145)</w:t>
+        <w:t>تاریخ: 2026-10-08  ·  پنل: 6.52.0  ·  اپ: 1.10.0-beta79 (versionCode 146)</w:t>
       </w:r>
     </w:p>
     <w:p>
@@ -49,7 +49,7 @@
         </w:rPr>
         <w:t>📦 صفحهٔ رلیز:</w:t>
         <w:br/>
-        <w:t>https://github.com/mazodimobinhost-creator/cat-client/releases/tag/v1.10.0-beta78</w:t>
+        <w:t>https://github.com/mazodimobinhost-creator/cat-client/releases/tag/v1.10.0-beta79</w:t>
       </w:r>
     </w:p>
     <w:p>
@@ -63,7 +63,7 @@
         </w:rPr>
         <w:t>📱 APK اندروید — arm64 (گوشی‌های معمول؛ همین را نصب کن):</w:t>
         <w:br/>
-        <w:t>https://github.com/mazodimobinhost-creator/cat-client/releases/download/v1.10.0-beta78/CatClient-V1.10.0-beta78-arm64-v8a.apk</w:t>
+        <w:t>https://github.com/mazodimobinhost-creator/cat-client/releases/download/v1.10.0-beta79/CatClient-V1.10.0-beta79-arm64-v8a.apk</w:t>
       </w:r>
     </w:p>
     <w:p>
@@ -77,7 +77,7 @@
         </w:rPr>
         <w:t>📱 APK اندروید — گوشی‌های قدیمی (armeabi-v7a):</w:t>
         <w:br/>
-        <w:t>https://github.com/mazodimobinhost-creator/cat-client/releases/download/v1.10.0-beta78/CatClient-V1.10.0-beta78-armeabi-v7a.apk</w:t>
+        <w:t>https://github.com/mazodimobinhost-creator/cat-client/releases/download/v1.10.0-beta79/CatClient-V1.10.0-beta79-armeabi-v7a.apk</w:t>
       </w:r>
     </w:p>
     <w:p>
@@ -91,7 +91,7 @@
         </w:rPr>
         <w:t>📱 APK اندروید — universal (همهٔ معماری‌ها):</w:t>
         <w:br/>
-        <w:t>https://github.com/mazodimobinhost-creator/cat-client/releases/download/v1.10.0-beta78/CatClient-V1.10.0-beta78-universal.apk</w:t>
+        <w:t>https://github.com/mazodimobinhost-creator/cat-client/releases/download/v1.10.0-beta79/CatClient-V1.10.0-beta79-universal.apk</w:t>
       </w:r>
     </w:p>
     <w:p>
@@ -105,7 +105,7 @@
         </w:rPr>
         <w:t>📱 APK — x86:</w:t>
         <w:br/>
-        <w:t>https://github.com/mazodimobinhost-creator/cat-client/releases/download/v1.10.0-beta78/CatClient-V1.10.0-beta78-x86.apk</w:t>
+        <w:t>https://github.com/mazodimobinhost-creator/cat-client/releases/download/v1.10.0-beta79/CatClient-V1.10.0-beta79-x86.apk</w:t>
       </w:r>
     </w:p>
     <w:p>
@@ -119,7 +119,7 @@
         </w:rPr>
         <w:t>📱 APK — x86_64 (شبیه‌ساز/کروم‌بوک):</w:t>
         <w:br/>
-        <w:t>https://github.com/mazodimobinhost-creator/cat-client/releases/download/v1.10.0-beta78/CatClient-V1.10.0-beta78-x86_64.apk</w:t>
+        <w:t>https://github.com/mazodimobinhost-creator/cat-client/releases/download/v1.10.0-beta79/CatClient-V1.10.0-beta79-x86_64.apk</w:t>
       </w:r>
     </w:p>
     <w:p>
@@ -133,7 +133,7 @@
         </w:rPr>
         <w:t>⚙️ worker.js — پنل 6.52.0 (فایل دیپلوی کلادفلر):</w:t>
         <w:br/>
-        <w:t>https://github.com/mazodimobinhost-creator/cat-client/releases/download/v1.10.0-beta78/catclient.worker.js</w:t>
+        <w:t>https://github.com/mazodimobinhost-creator/cat-client/releases/download/v1.10.0-beta79/catclient.worker.js</w:t>
       </w:r>
     </w:p>
     <w:p>
@@ -147,7 +147,7 @@
         </w:rPr>
         <w:t>🧙 wizard.js (مولد اولیهٔ ورکر):</w:t>
         <w:br/>
-        <w:t>https://github.com/mazodimobinhost-creator/cat-client/releases/download/v1.10.0-beta78/catclient.wizard.js</w:t>
+        <w:t>https://github.com/mazodimobinhost-creator/cat-client/releases/download/v1.10.0-beta79/catclient.wizard.js</w:t>
       </w:r>
     </w:p>
     <w:p>
@@ -161,7 +161,7 @@
         </w:rPr>
         <w:t>🔐 چک‌سام SHA256 همهٔ فایل‌ها:</w:t>
         <w:br/>
-        <w:t>https://github.com/mazodimobinhost-creator/cat-client/releases/download/v1.10.0-beta78/SHA256SUMS</w:t>
+        <w:t>https://github.com/mazodimobinhost-creator/cat-client/releases/download/v1.10.0-beta79/SHA256SUMS</w:t>
       </w:r>
     </w:p>
     <w:p>
@@ -239,9 +239,9 @@
           <w:b w:val="0"/>
           <w:sz w:val="22"/>
         </w:rPr>
-        <w:t>📝 نت رلیز بتا۷۸:</w:t>
+        <w:t>📝 نت رلیز بتا۷۹:</w:t>
         <w:br/>
-        <w:t>https://github.com/mazodimobinhost-creator/cat-client/blob/arena/01a0ebed-cat-client/docs/release-notes-v1.10.0-beta78.md</w:t>
+        <w:t>https://github.com/mazodimobinhost-creator/cat-client/blob/arena/01a0ebed-cat-client/docs/release-notes-v1.10.0-beta79.md</w:t>
       </w:r>
     </w:p>
     <w:p>
@@ -253,7 +253,7 @@
           <w:b/>
           <w:sz w:val="22"/>
         </w:rPr>
-        <w:t>🆕 چه خبر در بتا۷۸ (فیکس قطعی «اپ باز نمی‌شود»)</w:t>
+        <w:t>🆕 چه خبر در بتا۷۹</w:t>
       </w:r>
     </w:p>
     <w:p>
@@ -265,7 +265,7 @@
           <w:b w:val="0"/>
           <w:sz w:val="22"/>
         </w:rPr>
-        <w:t>• ریشه: خواندن SharedPreferences در «سازندهٔ» MainActivity (لحظه‌ای که Context هنوز null است) — از beta70 اضافه شده بود.</w:t>
+        <w:t>• رفع خطای «Invalid redirect_uri» در مسیر ساخت اکانت/لاگین کلادفلر: حالا ترتیب درست (ساخت اکانت → ورود → صفحهٔ توکن) با لینک‌های بدون پارامتر ارائه می‌شود.</w:t>
       </w:r>
     </w:p>
     <w:p>
@@ -277,7 +277,7 @@
           <w:b w:val="0"/>
           <w:sz w:val="22"/>
         </w:rPr>
-        <w:t>• فیکس: مقدار اولیهٔ امن + خواندن پریف در onCreate؛ یک «مین دوم» هم‌جنس (LinearLayout(this)) هم خنثی شد.</w:t>
+        <w:t>• دو دکمهٔ «ساخت اکانت» و «ورود» مستقیماً روی کارت پنل + دیالوگ راهنمای چهارمسیره هنگام زدن دکمهٔ توکن.</w:t>
       </w:r>
     </w:p>
     <w:p>
@@ -289,7 +289,7 @@
           <w:b w:val="0"/>
           <w:sz w:val="22"/>
         </w:rPr>
-        <w:t>• گارد استاتیک جدید روی کل سورس + تست دائمی ۳بندی در npm test و CI — این کلاس خطا دیگر برنمی‌گردد.</w:t>
+        <w:t>• جایگزین «صفحهٔ توکن‌ها بدون پیش‌انتخاب» برای هر شرایطی.</w:t>
       </w:r>
     </w:p>
     <w:p>
@@ -301,7 +301,7 @@
           <w:b w:val="0"/>
           <w:sz w:val="22"/>
         </w:rPr>
-        <w:t>• ردیاب کرش (نوتیف + فایل Downloads/catclient-crash.txt) که همین استک را از گوشی گرفت، برجاست.</w:t>
+        <w:t>• تست JVM جدید که قفل می‌کند لینک‌های اکانت هرگز پارامتر نگیرند (اجرا در CI).</w:t>
       </w:r>
     </w:p>
     <w:p>
@@ -313,7 +313,7 @@
           <w:b w:val="0"/>
           <w:sz w:val="22"/>
         </w:rPr>
-        <w:t>• پنل 6.52.0 با ECH مشترک، ویزارد ضدبن و موارد ضد1101 بدون تغییر.</w:t>
+        <w:t>• بقیهٔ موارد بدون تغییر: ECH مشترک، ویزارد ضدبن، کیفیت کشورها، ضد1101 و گاردهای استارتاپ.</w:t>
       </w:r>
     </w:p>
     <w:p>
